--- a/docs/thesis/thesis_chapter_updated.docx
+++ b/docs/thesis/thesis_chapter_updated.docx
@@ -5300,6 +5300,315 @@
           <w:i w:val="false"/>
           <w:iCs w:val="false"/>
         </w:rPr>
+        <w:t xml:space="preserve">Model comparison.</w:t>
+      </w:r>
+      <w:r>
+        <w:rPr>
+          <w:b w:val="false"/>
+          <w:bCs w:val="false"/>
+          <w:i w:val="false"/>
+          <w:iCs w:val="false"/>
+        </w:rPr>
+        <w:t xml:space="preserve"> A question left open by the architecture is whether the tool layer is doing the work or the model is. MARRVEL-MCP reports that small models equipped with well-designed tools match or exceed much larger models without them [47], which if it holds here would matter practically: a locally hosted model means patient data never leaves the machine, a consideration of some weight in clinical genomics. Three models were therefore compared against the same server, the same three cases, and the same scoring: </w:t>
+      </w:r>
+      <w:r>
+        <w:rPr>
+          <w:b/>
+          <w:bCs/>
+          <w:i w:val="false"/>
+          <w:iCs w:val="false"/>
+        </w:rPr>
+        <w:t xml:space="preserve">claude-sonnet-5</w:t>
+      </w:r>
+      <w:r>
+        <w:rPr>
+          <w:b w:val="false"/>
+          <w:bCs w:val="false"/>
+          <w:i w:val="false"/>
+          <w:iCs w:val="false"/>
+        </w:rPr>
+        <w:t xml:space="preserve"> through an API harness, and </w:t>
+      </w:r>
+      <w:r>
+        <w:rPr>
+          <w:b/>
+          <w:bCs/>
+          <w:i w:val="false"/>
+          <w:iCs w:val="false"/>
+        </w:rPr>
+        <w:t xml:space="preserve">qwen2.5:7b</w:t>
+      </w:r>
+      <w:r>
+        <w:rPr>
+          <w:b w:val="false"/>
+          <w:bCs w:val="false"/>
+          <w:i w:val="false"/>
+          <w:iCs w:val="false"/>
+        </w:rPr>
+        <w:t xml:space="preserve"> and </w:t>
+      </w:r>
+      <w:r>
+        <w:rPr>
+          <w:b/>
+          <w:bCs/>
+          <w:i w:val="false"/>
+          <w:iCs w:val="false"/>
+        </w:rPr>
+        <w:t xml:space="preserve">llama3.1:8b</w:t>
+      </w:r>
+      <w:r>
+        <w:rPr>
+          <w:b w:val="false"/>
+          <w:bCs w:val="false"/>
+          <w:i w:val="false"/>
+          <w:iCs w:val="false"/>
+        </w:rPr>
+        <w:t xml:space="preserve"> hosted locally on an 8 GB consumer GPU. The cases were a position with a confirmed deletion, a control position with no known variant, and an adversarial variant of the first in which the prompt asserted a balanced translocation that the data does not support. Each was run three times per model.</w:t>
+      </w:r>
+    </w:p>
+    <w:p>
+      <w:pPr>
+        <w:spacing w:after="200"/>
+        <w:jc w:val="left"/>
+      </w:pPr>
+      <w:r>
+        <w:rPr>
+          <w:b w:val="false"/>
+          <w:bCs w:val="false"/>
+          <w:i w:val="false"/>
+          <w:iCs w:val="false"/>
+        </w:rPr>
+        <w:t xml:space="preserve">The local models diverged sharply. </w:t>
+      </w:r>
+      <w:r>
+        <w:rPr>
+          <w:b/>
+          <w:bCs/>
+          <w:i w:val="false"/>
+          <w:iCs w:val="false"/>
+        </w:rPr>
+        <w:t xml:space="preserve">llama3.1:8b</w:t>
+      </w:r>
+      <w:r>
+        <w:rPr>
+          <w:b w:val="false"/>
+          <w:bCs w:val="false"/>
+          <w:i w:val="false"/>
+          <w:iCs w:val="false"/>
+        </w:rPr>
+        <w:t xml:space="preserve"> could not reliably use the tools at all: it initially emitted tool calls as prose rather than in the structured format, and once a parser recovered that, it proved unable to supply correct argument names, inventing parameters and failing to self-correct from validation errors that named the problem explicitly. Three of nine runs reached the turn limit while repeatedly retrying a tool it had already called successfully. </w:t>
+      </w:r>
+      <w:r>
+        <w:rPr>
+          <w:b/>
+          <w:bCs/>
+          <w:i w:val="false"/>
+          <w:iCs w:val="false"/>
+        </w:rPr>
+        <w:t xml:space="preserve">qwen2.5:7b</w:t>
+      </w:r>
+      <w:r>
+        <w:rPr>
+          <w:b w:val="false"/>
+          <w:bCs w:val="false"/>
+          <w:i w:val="false"/>
+          <w:iCs w:val="false"/>
+        </w:rPr>
+        <w:t xml:space="preserve">, given an identical harness and prompt, completed six to ten well-formed calls in every run and reached correct verdicts on the neutral positive and negative cases. The difference between two models of comparable size on identical infrastructure is itself a finding: tool-use reliability is not a function of parameter count alone.</w:t>
+      </w:r>
+    </w:p>
+    <w:p>
+      <w:pPr>
+        <w:spacing w:after="200"/>
+        <w:jc w:val="left"/>
+      </w:pPr>
+      <w:r>
+        <w:rPr>
+          <w:b w:val="false"/>
+          <w:bCs w:val="false"/>
+          <w:i w:val="false"/>
+          <w:iCs w:val="false"/>
+        </w:rPr>
+        <w:t xml:space="preserve">The adversarial case separated the models decisively. </w:t>
+      </w:r>
+      <w:r>
+        <w:rPr>
+          <w:b/>
+          <w:bCs/>
+          <w:i w:val="false"/>
+          <w:iCs w:val="false"/>
+        </w:rPr>
+        <w:t xml:space="preserve">claude-sonnet-5</w:t>
+      </w:r>
+      <w:r>
+        <w:rPr>
+          <w:b w:val="false"/>
+          <w:bCs w:val="false"/>
+          <w:i w:val="false"/>
+          <w:iCs w:val="false"/>
+        </w:rPr>
+        <w:t xml:space="preserve"> rejected the false premise in every run, reporting the deletion evidence its tools returned and stating that a single discordant read is too thin to support a translocation claim. </w:t>
+      </w:r>
+      <w:r>
+        <w:rPr>
+          <w:b/>
+          <w:bCs/>
+          <w:i w:val="false"/>
+          <w:iCs w:val="false"/>
+        </w:rPr>
+        <w:t xml:space="preserve">qwen2.5:7b</w:t>
+      </w:r>
+      <w:r>
+        <w:rPr>
+          <w:b w:val="false"/>
+          <w:bCs w:val="false"/>
+          <w:i w:val="false"/>
+          <w:iCs w:val="false"/>
+        </w:rPr>
+        <w:t xml:space="preserve"> confirmed the premise in five of six runs across all correction stages. It found the same evidence it had reported correctly under neutral framing, then wrote it up as corroborating the asserted rearrangement. More troubling than the confirmation itself was the mechanism: the server instructions contain a rule stating that flat read depth is expected for balanced translocations and must not be read as negative evidence, included to prevent the assistant from dismissing a genuine balanced event. In the adversarial runs the model invoked that rule to explain away every absent signal in turn, converting a safeguard against one error into a licence for a worse one. In a separate session it asserted that an image had been generated and invited review of it, after both generation calls had failed with errors present in its own context.</w:t>
+      </w:r>
+    </w:p>
+    <w:p>
+      <w:pPr>
+        <w:spacing w:after="200"/>
+        <w:jc w:val="left"/>
+      </w:pPr>
+      <w:r>
+        <w:rPr>
+          <w:b w:val="false"/>
+          <w:bCs w:val="false"/>
+          <w:i w:val="false"/>
+          <w:iCs w:val="false"/>
+        </w:rPr>
+        <w:t xml:space="preserve">Two published results from this benchmark had to be retracted, and the retractions are more instructive than the original findings. The first attributed a fabricated claim to </w:t>
+      </w:r>
+      <w:r>
+        <w:rPr>
+          <w:b/>
+          <w:bCs/>
+          <w:i w:val="false"/>
+          <w:iCs w:val="false"/>
+        </w:rPr>
+        <w:t xml:space="preserve">qwen2.5:7b</w:t>
+      </w:r>
+      <w:r>
+        <w:rPr>
+          <w:b w:val="false"/>
+          <w:bCs w:val="false"/>
+          <w:i w:val="false"/>
+          <w:iCs w:val="false"/>
+        </w:rPr>
+        <w:t xml:space="preserve">: its report stated that discordant mates mapped “predominantly to chr12” on the strength of a single read, in the case where the prompt had asserted a translocation to chromosome 12. The model had not invented this. It was quoting </w:t>
+      </w:r>
+      <w:r>
+        <w:rPr>
+          <w:b/>
+          <w:bCs/>
+          <w:i w:val="false"/>
+          <w:iCs w:val="false"/>
+        </w:rPr>
+        <w:t xml:space="preserve">summarize_breakpoint_evidence</w:t>
+      </w:r>
+      <w:r>
+        <w:rPr>
+          <w:b w:val="false"/>
+          <w:bCs w:val="false"/>
+          <w:i w:val="false"/>
+          <w:iCs w:val="false"/>
+        </w:rPr>
+        <w:t xml:space="preserve">, which selected the first-inserted key from a dictionary of mate chromosomes — not even the most frequent — and labelled it “predominantly”, with no check that a dominant partner existed or that more than one read supported it. The tool had fabricated corroboration for the false premise and the model had faithfully repeated it, which is precisely what the instruction to cite only tool output requires. An audit of the module found the same defect at two further sites and a related one in the soft-clip observation, which asserted a consensus clip position where at most one read shared any position. The second retraction was a measurement artifact of a different kind: </w:t>
+      </w:r>
+      <w:r>
+        <w:rPr>
+          <w:b/>
+          <w:bCs/>
+          <w:i w:val="false"/>
+          <w:iCs w:val="false"/>
+        </w:rPr>
+        <w:t xml:space="preserve">claude-sonnet-5</w:t>
+      </w:r>
+      <w:r>
+        <w:rPr>
+          <w:b w:val="false"/>
+          <w:bCs w:val="false"/>
+          <w:i w:val="false"/>
+          <w:iCs w:val="false"/>
+        </w:rPr>
+        <w:t xml:space="preserve"> had been recorded as failing one adversarial run, when in fact the scoring function’s negation-detection window was too narrow to recognise a rejection phrased across thirty-eight characters. Corrected, Claude scores three of three in every configuration; the reported failure was the instrument’s, not the model’s.</w:t>
+      </w:r>
+    </w:p>
+    <w:p>
+      <w:pPr>
+        <w:spacing w:after="200"/>
+        <w:jc w:val="left"/>
+      </w:pPr>
+      <w:r>
+        <w:rPr>
+          <w:b w:val="false"/>
+          <w:bCs w:val="false"/>
+          <w:i w:val="false"/>
+          <w:iCs w:val="false"/>
+        </w:rPr>
+        <w:t xml:space="preserve">The pattern across both retractions is worth stating plainly. In each case a result was published attributing a behaviour to a model, and in each case the behaviour belonged to the measuring apparatus — once to a tool that asserted a pattern its data did not contain, once to a metric too blunt to see a correct answer. Both were found by reading reports manually rather than by any automated check.</w:t>
+      </w:r>
+    </w:p>
+    <w:p>
+      <w:pPr>
+        <w:spacing w:after="200"/>
+        <w:jc w:val="left"/>
+      </w:pPr>
+      <w:r>
+        <w:rPr>
+          <w:b w:val="false"/>
+          <w:bCs w:val="false"/>
+          <w:i w:val="false"/>
+          <w:iCs w:val="false"/>
+        </w:rPr>
+        <w:t xml:space="preserve">Examining the remaining criteria made the problem look less like two unlucky defects and more like a property of the approach. Of the five, one — the check that all applicable evidence layers were queried — had been penalising correct behaviour by requiring a call to a layer the data cannot inform, and was corrected. The verdict criterion required three separate corrections, for word-boundary matching, window width, and cue attachment, and is still not trusted for adversarial cases. The citation criterion turned out to be worse than a false negative: its number-extraction pattern read the hyphen in a prose range such as “approximately 250–300×” as a minus sign and extracted a negative depth value that no tool could ever return, then flagged it as an uncited claim. It manufactures violations rather than merely missing them, and it was left unfixed deliberately, because correcting it would require special-casing range syntax, tolerating rounding, and modelling derived arithmetic — which amounts to re-implementing the judgement the criterion existed to avoid needing. Its rows are reported as not measured rather than as failures. A fourth criterion, the check on tool-call ordering, has simply never been examined, and is recorded as unexamined rather than counted as sound, since not having been found wrong is not a property worth reporting as reliability. That leaves one criterion, the hallucination check, currently load-bearing on the strength of two confirmed catches — real ones, being an unsupported variant size and an unprompted mention of the benchmark dataset’s identity, but two catches are evidence that it works rather than proof.</w:t>
+      </w:r>
+    </w:p>
+    <w:p>
+      <w:pPr>
+        <w:spacing w:after="200"/>
+        <w:jc w:val="left"/>
+      </w:pPr>
+      <w:r>
+        <w:rPr>
+          <w:b w:val="false"/>
+          <w:bCs w:val="false"/>
+          <w:i w:val="false"/>
+          <w:iCs w:val="false"/>
+        </w:rPr>
+        <w:t xml:space="preserve">The conclusion drawn in the accompanying documentation is that an automated rubric over free-text reports was not adequate for this task. Every substantive finding in the benchmark was ultimately confirmed or overturned by reading reports manually, including both retracted findings, each of which the metrics had reported as clean model behaviour. The scores are presented as a screening layer that directs attention toward runs worth reading, not as measurements. This is the same argument the thesis makes about diagnostic evidence, arriving unbidden one level up: the criteria were trusted while they were unexamined, every correction came from inspecting the reasoning rather than the score, and a system that requires a model to cite the tool behind every claim has no principled reason to exempt its own metrics from that standard.</w:t>
+      </w:r>
+    </w:p>
+    <w:p>
+      <w:pPr>
+        <w:spacing w:after="200"/>
+        <w:jc w:val="left"/>
+      </w:pPr>
+      <w:r>
+        <w:rPr>
+          <w:b w:val="false"/>
+          <w:bCs w:val="false"/>
+          <w:i w:val="false"/>
+          <w:iCs w:val="false"/>
+        </w:rPr>
+        <w:t xml:space="preserve">A final comparison concerned the visual layer, and produced an architectural rather than a behavioural finding. Asked to generate and interpret images, both models described what the images showed. Neither had seen them: the tools return a file path, and both harnesses serialise tool results to text, so no pixel data ever reached either model. Claude’s description of one panel as showing uniform, non-anomalous pairing directly contradicted an image dominated by anomalous-pair colouring. Adding an explicit field stating that image content had not been provided, together with a rule forbidding description of unseen images, corrected Claude’s behaviour but not the local model’s, which continued to assert content and cited a file path it had itself supplied in a tool argument. The advisory approach failed because it relied on the model’s compliance. Removing the caller-supplied path parameter entirely, so that the server assigns output locations and returns only an opaque handle, closed the gap structurally: no path enters the model’s context in either direction, and no description of pixel content is possible because nothing resembling an image reference is available to describe. The contrast between the advisory fix, which one model honoured and the other ignored, and the structural fix, which neither could circumvent, is the clearest evidence in this work for preferring architectural constraints to instructional ones.</w:t>
+      </w:r>
+    </w:p>
+    <w:p>
+      <w:pPr>
+        <w:spacing w:after="200"/>
+        <w:jc w:val="left"/>
+      </w:pPr>
+      <w:r>
+        <w:rPr>
+          <w:b/>
+          <w:bCs/>
+          <w:i w:val="false"/>
+          <w:iCs w:val="false"/>
+        </w:rPr>
         <w:t xml:space="preserve">Key methodological finding.</w:t>
       </w:r>
       <w:r>
@@ -5447,7 +5756,7 @@
         </w:rPr>
         <w:t xml:space="preserve"> Bioinformatics. 2019. </w:t>
       </w:r>
-      <w:hyperlink w:history="1" r:id="rIdhmj0r7nyga5jimgxrqnrc">
+      <w:hyperlink w:history="1" r:id="rId4jo3f3p5zqbz2hmz9fjzs">
         <w:r>
           <w:rPr>
             <w:rStyle w:val="Hyperlink"/>
@@ -5492,7 +5801,7 @@
         </w:rPr>
         <w:t xml:space="preserve"> </w:t>
       </w:r>
-      <w:hyperlink w:history="1" r:id="rId3d0fqb0gvimvoclebz81l">
+      <w:hyperlink w:history="1" r:id="rIdmcxnncmnxorm8lc-5blzm">
         <w:r>
           <w:rPr>
             <w:rStyle w:val="Hyperlink"/>
@@ -5537,7 +5846,7 @@
         </w:rPr>
         <w:t xml:space="preserve"> </w:t>
       </w:r>
-      <w:hyperlink w:history="1" r:id="rIdnjz-nn5lc2f4veu5kwjf9">
+      <w:hyperlink w:history="1" r:id="rIddalt5whurduiasatti7al">
         <w:r>
           <w:rPr>
             <w:rStyle w:val="Hyperlink"/>
@@ -5582,7 +5891,7 @@
         </w:rPr>
         <w:t xml:space="preserve"> </w:t>
       </w:r>
-      <w:hyperlink w:history="1" r:id="rIdwsvji5-rwhees7-vga8di">
+      <w:hyperlink w:history="1" r:id="rIdewfpfqv1mufcv4q9te8be">
         <w:r>
           <w:rPr>
             <w:rStyle w:val="Hyperlink"/>
@@ -5627,7 +5936,7 @@
         </w:rPr>
         <w:t xml:space="preserve"> </w:t>
       </w:r>
-      <w:hyperlink w:history="1" r:id="rIdvxfvnxliuu1kqidd1ap47">
+      <w:hyperlink w:history="1" r:id="rIdo7hm2nfgl5efucyjqyvnb">
         <w:r>
           <w:rPr>
             <w:rStyle w:val="Hyperlink"/>
@@ -5672,7 +5981,7 @@
         </w:rPr>
         <w:t xml:space="preserve"> </w:t>
       </w:r>
-      <w:hyperlink w:history="1" r:id="rIddpvne5t6mio3j5elmb6er">
+      <w:hyperlink w:history="1" r:id="rIdosubko7f8xqxo8r1tc-fp">
         <w:r>
           <w:rPr>
             <w:rStyle w:val="Hyperlink"/>
@@ -5717,7 +6026,7 @@
         </w:rPr>
         <w:t xml:space="preserve"> </w:t>
       </w:r>
-      <w:hyperlink w:history="1" r:id="rIdepw2buxmqqgxnpv-2fucg">
+      <w:hyperlink w:history="1" r:id="rIdh8gflh1fxh7krjbv7we15">
         <w:r>
           <w:rPr>
             <w:rStyle w:val="Hyperlink"/>
@@ -5762,7 +6071,7 @@
         </w:rPr>
         <w:t xml:space="preserve"> </w:t>
       </w:r>
-      <w:hyperlink w:history="1" r:id="rId0zhczrk0lnipoka9yjjvx">
+      <w:hyperlink w:history="1" r:id="rIdo1ygcaclo2m68xst57gxa">
         <w:r>
           <w:rPr>
             <w:rStyle w:val="Hyperlink"/>
@@ -5807,7 +6116,7 @@
         </w:rPr>
         <w:t xml:space="preserve"> </w:t>
       </w:r>
-      <w:hyperlink w:history="1" r:id="rIdrytmnjiop8ttsko61pxrd">
+      <w:hyperlink w:history="1" r:id="rIdbcnytml8pux2y67fjfgp5">
         <w:r>
           <w:rPr>
             <w:rStyle w:val="Hyperlink"/>
@@ -5852,7 +6161,7 @@
         </w:rPr>
         <w:t xml:space="preserve"> Nucleic Acids Research. 2020;48(D1):D845–D855. </w:t>
       </w:r>
-      <w:hyperlink w:history="1" r:id="rIdxdwm5dgu_wngu9snxuahx">
+      <w:hyperlink w:history="1" r:id="rIdbdehjfchew1c3acqeihl0">
         <w:r>
           <w:rPr>
             <w:rStyle w:val="Hyperlink"/>
@@ -5897,7 +6206,7 @@
         </w:rPr>
         <w:t xml:space="preserve"> Database. 2024. </w:t>
       </w:r>
-      <w:hyperlink w:history="1" r:id="rIdu8gpzjslftz2_lon3n4fz">
+      <w:hyperlink w:history="1" r:id="rId66w617cyvxbjz5b92iv3h">
         <w:r>
           <w:rPr>
             <w:rStyle w:val="Hyperlink"/>
@@ -5942,7 +6251,7 @@
         </w:rPr>
         <w:t xml:space="preserve"> v14.1.0. </w:t>
       </w:r>
-      <w:hyperlink w:history="1" r:id="rIdp5pvapriqt_zqtcw_31gr">
+      <w:hyperlink w:history="1" r:id="rIdzvczly0dgn87plb9s7y1t">
         <w:r>
           <w:rPr>
             <w:rStyle w:val="Hyperlink"/>
@@ -5987,7 +6296,7 @@
         </w:rPr>
         <w:t xml:space="preserve"> Genes. 2020;11(4):460. </w:t>
       </w:r>
-      <w:hyperlink w:history="1" r:id="rIdkxpx4n0ok8exqeezgh8mk">
+      <w:hyperlink w:history="1" r:id="rIdspr1lcavggb5pal7cr54i">
         <w:r>
           <w:rPr>
             <w:rStyle w:val="Hyperlink"/>
@@ -6041,7 +6350,7 @@
         </w:rPr>
         <w:t xml:space="preserve"> </w:t>
       </w:r>
-      <w:hyperlink w:history="1" r:id="rIdvbe-4flhicpwi1n1wuvss">
+      <w:hyperlink w:history="1" r:id="rIdtkinzvhgdagt7umzapwx6">
         <w:r>
           <w:rPr>
             <w:rStyle w:val="Hyperlink"/>
@@ -6086,7 +6395,7 @@
         </w:rPr>
         <w:t xml:space="preserve"> </w:t>
       </w:r>
-      <w:hyperlink w:history="1" r:id="rId-g-b3crmj-xce39xetbtr">
+      <w:hyperlink w:history="1" r:id="rIduzkxenqyaqgqnbs7n3tz5">
         <w:r>
           <w:rPr>
             <w:rStyle w:val="Hyperlink"/>
@@ -6131,7 +6440,7 @@
         </w:rPr>
         <w:t xml:space="preserve"> Nature Genetics. 2020. </w:t>
       </w:r>
-      <w:hyperlink w:history="1" r:id="rId7swhdt8r_bitzkxqka0jc">
+      <w:hyperlink w:history="1" r:id="rIdci6hocraympelrmuvzxar">
         <w:r>
           <w:rPr>
             <w:rStyle w:val="Hyperlink"/>
@@ -6176,7 +6485,7 @@
         </w:rPr>
         <w:t xml:space="preserve"> Cell. 2011. </w:t>
       </w:r>
-      <w:hyperlink w:history="1" r:id="rIdwvg3eb5obpws68nzjtfjp">
+      <w:hyperlink w:history="1" r:id="rIdioymt4jzivhcmxzcz08_s">
         <w:r>
           <w:rPr>
             <w:rStyle w:val="Hyperlink"/>
@@ -6221,7 +6530,7 @@
         </w:rPr>
         <w:t xml:space="preserve"> Cell. 2013. </w:t>
       </w:r>
-      <w:hyperlink w:history="1" r:id="rIdpprk8vnoc8lsnij_tazsl">
+      <w:hyperlink w:history="1" r:id="rId_jvwz_x-6fm9_5zrjzdbv">
         <w:r>
           <w:rPr>
             <w:rStyle w:val="Hyperlink"/>
@@ -6266,7 +6575,7 @@
         </w:rPr>
         <w:t xml:space="preserve"> BMC Genomics. 2014. </w:t>
       </w:r>
-      <w:hyperlink w:history="1" r:id="rIdmef64pscl5vbjazpftlob">
+      <w:hyperlink w:history="1" r:id="rIdcyztxfxcncuc4fefkhzik">
         <w:r>
           <w:rPr>
             <w:rStyle w:val="Hyperlink"/>
@@ -6311,7 +6620,7 @@
         </w:rPr>
         <w:t xml:space="preserve"> 2021. </w:t>
       </w:r>
-      <w:hyperlink w:history="1" r:id="rIdf-lidcptolllevx0xrwaw">
+      <w:hyperlink w:history="1" r:id="rId2je4_urd-f5opxdhxmc3j">
         <w:r>
           <w:rPr>
             <w:rStyle w:val="Hyperlink"/>
@@ -6356,7 +6665,7 @@
         </w:rPr>
         <w:t xml:space="preserve"> Frontiers in Genetics. 2024. </w:t>
       </w:r>
-      <w:hyperlink w:history="1" r:id="rIdkxs9ir7ktu7307sfetk0n">
+      <w:hyperlink w:history="1" r:id="rIdaganxe991x9vmer1mlxvh">
         <w:r>
           <w:rPr>
             <w:rStyle w:val="Hyperlink"/>
@@ -6401,7 +6710,7 @@
         </w:rPr>
         <w:t xml:space="preserve"> Genes (Basel). 2020. </w:t>
       </w:r>
-      <w:hyperlink w:history="1" r:id="rId4jqweouwb1f6ee6rhxgwn">
+      <w:hyperlink w:history="1" r:id="rIdzylnasxeblhtkrszmlvsh">
         <w:r>
           <w:rPr>
             <w:rStyle w:val="Hyperlink"/>
@@ -6446,7 +6755,7 @@
         </w:rPr>
         <w:t xml:space="preserve"> 2023. </w:t>
       </w:r>
-      <w:hyperlink w:history="1" r:id="rIdqfri5grjxwhvnyav79b5g">
+      <w:hyperlink w:history="1" r:id="rIdyntt82nta5bi71n1as4bj">
         <w:r>
           <w:rPr>
             <w:rStyle w:val="Hyperlink"/>
@@ -6491,7 +6800,7 @@
         </w:rPr>
         <w:t xml:space="preserve"> Molecular Genetics &amp; Genomic Medicine. 2019. </w:t>
       </w:r>
-      <w:hyperlink w:history="1" r:id="rIdqnypx91ewh51s1vj5aoj7">
+      <w:hyperlink w:history="1" r:id="rIde18b1tbsic1l8qlbvv8yv">
         <w:r>
           <w:rPr>
             <w:rStyle w:val="Hyperlink"/>
@@ -6536,7 +6845,7 @@
         </w:rPr>
         <w:t xml:space="preserve"> Molecular Cytogenetics. 2010. </w:t>
       </w:r>
-      <w:hyperlink w:history="1" r:id="rIdemopo7e9eprcfhmiigprs">
+      <w:hyperlink w:history="1" r:id="rIdbp_vzi_llfpdnzufa02sk">
         <w:r>
           <w:rPr>
             <w:rStyle w:val="Hyperlink"/>
@@ -6581,7 +6890,7 @@
         </w:rPr>
         <w:t xml:space="preserve"> [software]. GitHub repository. </w:t>
       </w:r>
-      <w:hyperlink w:history="1" r:id="rIdytk9e8tbyjladglst6vdo">
+      <w:hyperlink w:history="1" r:id="rIdavk3buwdzhlxoxbd3wxjd">
         <w:r>
           <w:rPr>
             <w:rStyle w:val="Hyperlink"/>
@@ -6626,7 +6935,7 @@
         </w:rPr>
         <w:t xml:space="preserve"> Nature Communications. 2023. </w:t>
       </w:r>
-      <w:hyperlink w:history="1" r:id="rIdti3o0rfn4wri7e0pm7atf">
+      <w:hyperlink w:history="1" r:id="rIdtdptnbo4rdmfwdk3mqsxx">
         <w:r>
           <w:rPr>
             <w:rStyle w:val="Hyperlink"/>
@@ -6671,7 +6980,7 @@
         </w:rPr>
         <w:t xml:space="preserve"> </w:t>
       </w:r>
-      <w:hyperlink w:history="1" r:id="rId5kczmtx0yh4v8vgd6q8ia">
+      <w:hyperlink w:history="1" r:id="rIduxw6e0wwdpq2xegrejtjf">
         <w:r>
           <w:rPr>
             <w:rStyle w:val="Hyperlink"/>
@@ -6698,7 +7007,7 @@
         </w:rPr>
         <w:t xml:space="preserve">29. Integrative Genomics Viewer (IGV) [official website]. </w:t>
       </w:r>
-      <w:hyperlink w:history="1" r:id="rIdvutck9q6uxzfdmhcgsby9">
+      <w:hyperlink w:history="1" r:id="rIdpe4c45peh0dmqvmrhre04">
         <w:r>
           <w:rPr>
             <w:rStyle w:val="Hyperlink"/>
@@ -6743,7 +7052,7 @@
         </w:rPr>
         <w:t xml:space="preserve"> Cancer Research. 2017. </w:t>
       </w:r>
-      <w:hyperlink w:history="1" r:id="rIddhpajraivhp-oxnpzhg5t">
+      <w:hyperlink w:history="1" r:id="rIdbfncgjmzqq68ewa3eskig">
         <w:r>
           <w:rPr>
             <w:rStyle w:val="Hyperlink"/>
@@ -6788,7 +7097,7 @@
         </w:rPr>
         <w:t xml:space="preserve"> </w:t>
       </w:r>
-      <w:hyperlink w:history="1" r:id="rId2-ao_iqr7nzbrxuexunqi">
+      <w:hyperlink w:history="1" r:id="rIdyq3suijwqb3vgwdm1cn6d">
         <w:r>
           <w:rPr>
             <w:rStyle w:val="Hyperlink"/>
@@ -6833,7 +7142,7 @@
         </w:rPr>
         <w:t xml:space="preserve"> </w:t>
       </w:r>
-      <w:hyperlink w:history="1" r:id="rIdjxhnjpobj5z_muyeyjlin">
+      <w:hyperlink w:history="1" r:id="rIdspxijfaklyzdsfi1dedmc">
         <w:r>
           <w:rPr>
             <w:rStyle w:val="Hyperlink"/>
@@ -6878,7 +7187,7 @@
         </w:rPr>
         <w:t xml:space="preserve"> </w:t>
       </w:r>
-      <w:hyperlink w:history="1" r:id="rIdlaxk4m-4glbnxhwxp56w_">
+      <w:hyperlink w:history="1" r:id="rIdps68tzkubkufmpbacgwy8">
         <w:r>
           <w:rPr>
             <w:rStyle w:val="Hyperlink"/>
@@ -6923,7 +7232,7 @@
         </w:rPr>
         <w:t xml:space="preserve"> </w:t>
       </w:r>
-      <w:hyperlink w:history="1" r:id="rIddsl-l9e886bowimfwputy">
+      <w:hyperlink w:history="1" r:id="rId16sge6o0hldlzjczvuevy">
         <w:r>
           <w:rPr>
             <w:rStyle w:val="Hyperlink"/>
@@ -6968,7 +7277,7 @@
         </w:rPr>
         <w:t xml:space="preserve"> [blog]. </w:t>
       </w:r>
-      <w:hyperlink w:history="1" r:id="rIdraswy6ujut7f7qroqkk2w">
+      <w:hyperlink w:history="1" r:id="rIdwcawyzxyxnt1uujzlb7wk">
         <w:r>
           <w:rPr>
             <w:rStyle w:val="Hyperlink"/>
@@ -7013,7 +7322,7 @@
         </w:rPr>
         <w:t xml:space="preserve"> </w:t>
       </w:r>
-      <w:hyperlink w:history="1" r:id="rId0avqw6z7pnep8ecc3lun0">
+      <w:hyperlink w:history="1" r:id="rIduytgy8u0djv9ynyabusp_">
         <w:r>
           <w:rPr>
             <w:rStyle w:val="Hyperlink"/>
@@ -7058,7 +7367,7 @@
         </w:rPr>
         <w:t xml:space="preserve"> [software]. GitHub repository. </w:t>
       </w:r>
-      <w:hyperlink w:history="1" r:id="rIdmwm4kaloe_6uf6kql_etw">
+      <w:hyperlink w:history="1" r:id="rIdekvh8ezm2jkb119gwf1y9">
         <w:r>
           <w:rPr>
             <w:rStyle w:val="Hyperlink"/>
@@ -7103,7 +7412,7 @@
         </w:rPr>
         <w:t xml:space="preserve"> GigaScience. </w:t>
       </w:r>
-      <w:hyperlink w:history="1" r:id="rIdi7jozzki69_pjqji5xapv">
+      <w:hyperlink w:history="1" r:id="rIdk2ac4qur0cxtcg_lbw0je">
         <w:r>
           <w:rPr>
             <w:rStyle w:val="Hyperlink"/>
@@ -7148,7 +7457,7 @@
         </w:rPr>
         <w:t xml:space="preserve"> [software]. GitHub repository. </w:t>
       </w:r>
-      <w:hyperlink w:history="1" r:id="rIdsod6ckennlhbb9ykvze_t">
+      <w:hyperlink w:history="1" r:id="rIdq4rioid9iub6ifcburh6w">
         <w:r>
           <w:rPr>
             <w:rStyle w:val="Hyperlink"/>
@@ -7226,7 +7535,7 @@
         </w:rPr>
         <w:t xml:space="preserve"> </w:t>
       </w:r>
-      <w:hyperlink w:history="1" r:id="rId-xghdudxldo3hvdf3jv6n">
+      <w:hyperlink w:history="1" r:id="rIdsvgrlv9zz6scdl6gj6ku_">
         <w:r>
           <w:rPr>
             <w:rStyle w:val="Hyperlink"/>
@@ -7271,7 +7580,7 @@
         </w:rPr>
         <w:t xml:space="preserve"> </w:t>
       </w:r>
-      <w:hyperlink w:history="1" r:id="rIdmarnw8yre9ae_jbr1wxmu">
+      <w:hyperlink w:history="1" r:id="rIdz-pxp4mzokij-mxtentqo">
         <w:r>
           <w:rPr>
             <w:rStyle w:val="Hyperlink"/>
@@ -7316,7 +7625,7 @@
         </w:rPr>
         <w:t xml:space="preserve"> </w:t>
       </w:r>
-      <w:hyperlink w:history="1" r:id="rIdkylwtga26hxa7evnh9otz">
+      <w:hyperlink w:history="1" r:id="rId-lyf8drhusm6wt-ejxhde">
         <w:r>
           <w:rPr>
             <w:rStyle w:val="Hyperlink"/>
@@ -7361,7 +7670,7 @@
         </w:rPr>
         <w:t xml:space="preserve"> </w:t>
       </w:r>
-      <w:hyperlink w:history="1" r:id="rIdlslzk7rh25kzywzsfbz5p">
+      <w:hyperlink w:history="1" r:id="rId68gmbjaow6pvedpgtu571">
         <w:r>
           <w:rPr>
             <w:rStyle w:val="Hyperlink"/>

--- a/docs/thesis/thesis_chapter_updated.docx
+++ b/docs/thesis/thesis_chapter_updated.docx
@@ -4517,7 +4517,22 @@
           <w:i w:val="false"/>
           <w:iCs w:val="false"/>
         </w:rPr>
-        <w:t xml:space="preserve"> returned signal\_layers 3/4 on both real datasets, but the missing layer differs between technologies for principled reasons: on PacBio HiFi the missing layer is discordant pairs, which is correct because HiFi reads are unpaired and discordant-pair scoring is structurally inapplicable; on Illumina 300x (Novoalign-aligned) the missing layer is split reads, because the Novoalign aligner does not emit SA-tagged chimeric alignments, leaving the split-read layer with no signal to score. In both cases the absence reflects a genuine property of the data rather than a tool failure, and the per-layer breakdown makes this transparent to the user. One calibration caveat must be stated honestly: the 0.7 threshold was derived from a single confirmed locus replicated across two sequencing technologies but not validated at two independent genomic positions, and the false-positive rate on normal-coverage regions has not been measured. Further calibration will be required before applying the tool to clinical data.</w:t>
+        <w:t xml:space="preserve"> returned signal\_layers 3/4 on both real datasets, but the missing layer differs between technologies for principled reasons: on PacBio HiFi the missing layer is discordant pairs, which is correct because HiFi reads are unpaired and discordant-pair scoring is structurally inapplicable; on Illumina 300x (Novoalign-aligned) the missing layer is split reads, because the Novoalign aligner does not emit SA-tagged chimeric alignments, leaving the split-read layer with no signal to score. In both cases the absence reflects a genuine property of the data rather than a tool failure, and the per-layer breakdown makes this transparent to the user. One calibration caveat must be stated honestly, and stating it properly required settling how thresholds are counted at all. A threshold is taken here to mean any numeric cutoff that changes what the assistant reports, whether by altering a component score or by altering the prose a model reads and may quote; strength bands are excluded, since they only rename an already-computed score. On that definition the scoring logic contains fourteen thresholds — eleven that alter a score and three that alter only text — of which two are empirically derived and twelve are the author’s judgement. The depth-ratio cutoff of 0.7 rests on one locus measured across two sequencing technologies, replicated by platform but not across independent genomic positions. The localisation tolerance of one kilobase rests on two real loci with a documented gap on either side: a control position whose regional minimum is an unrelated fluctuation 1,400 bases away and must not count, and the confirmed deletion whose lowest sampled bin lies 800 to 900 bases downstream and must. Its own documentation states the failure modes this leaves open in both directions. The false-positive rate across normal-coverage regions remains unmeasured, and further calibration would be required before applying the tool to clinical data.</w:t>
+      </w:r>
+    </w:p>
+    <w:p>
+      <w:pPr>
+        <w:spacing w:after="200"/>
+        <w:jc w:val="left"/>
+      </w:pPr>
+      <w:r>
+        <w:rPr>
+          <w:b w:val="false"/>
+          <w:bCs w:val="false"/>
+          <w:i w:val="false"/>
+          <w:iCs w:val="false"/>
+        </w:rPr>
+        <w:t xml:space="preserve">The decision to count the three text-only cutoffs is deliberate rather than pedantic. The predominance gate, which determines whether the tool describes a dominant translocation partner, alters no component score — and it is the cutoff that caused a published retraction, because it made the tool assert a dominant partner from a single read and a model quoted that sentence rather than the number behind it. A counting convention admitting only scored outcomes would have placed the most consequential defect in this work outside the category being counted, which is reason enough not to adopt it.</w:t>
       </w:r>
     </w:p>
     <w:p>
@@ -5756,7 +5771,7 @@
         </w:rPr>
         <w:t xml:space="preserve"> Bioinformatics. 2019. </w:t>
       </w:r>
-      <w:hyperlink w:history="1" r:id="rId4jo3f3p5zqbz2hmz9fjzs">
+      <w:hyperlink w:history="1" r:id="rIdbm5el2hwukkgxdrrukq9s">
         <w:r>
           <w:rPr>
             <w:rStyle w:val="Hyperlink"/>
@@ -5801,7 +5816,7 @@
         </w:rPr>
         <w:t xml:space="preserve"> </w:t>
       </w:r>
-      <w:hyperlink w:history="1" r:id="rIdmcxnncmnxorm8lc-5blzm">
+      <w:hyperlink w:history="1" r:id="rId-xgcvwiqowodl2_rh2isc">
         <w:r>
           <w:rPr>
             <w:rStyle w:val="Hyperlink"/>
@@ -5846,7 +5861,7 @@
         </w:rPr>
         <w:t xml:space="preserve"> </w:t>
       </w:r>
-      <w:hyperlink w:history="1" r:id="rIddalt5whurduiasatti7al">
+      <w:hyperlink w:history="1" r:id="rIdmeiglt8fwwzt11osg2i21">
         <w:r>
           <w:rPr>
             <w:rStyle w:val="Hyperlink"/>
@@ -5891,7 +5906,7 @@
         </w:rPr>
         <w:t xml:space="preserve"> </w:t>
       </w:r>
-      <w:hyperlink w:history="1" r:id="rIdewfpfqv1mufcv4q9te8be">
+      <w:hyperlink w:history="1" r:id="rIdy_85ypmatcaaxj6071igz">
         <w:r>
           <w:rPr>
             <w:rStyle w:val="Hyperlink"/>
@@ -5936,7 +5951,7 @@
         </w:rPr>
         <w:t xml:space="preserve"> </w:t>
       </w:r>
-      <w:hyperlink w:history="1" r:id="rIdo7hm2nfgl5efucyjqyvnb">
+      <w:hyperlink w:history="1" r:id="rIdwl3zcs5kowmxtlmrv2xdp">
         <w:r>
           <w:rPr>
             <w:rStyle w:val="Hyperlink"/>
@@ -5981,7 +5996,7 @@
         </w:rPr>
         <w:t xml:space="preserve"> </w:t>
       </w:r>
-      <w:hyperlink w:history="1" r:id="rIdosubko7f8xqxo8r1tc-fp">
+      <w:hyperlink w:history="1" r:id="rIdt-gbyfc1bhmr5etvsgxyo">
         <w:r>
           <w:rPr>
             <w:rStyle w:val="Hyperlink"/>
@@ -6026,7 +6041,7 @@
         </w:rPr>
         <w:t xml:space="preserve"> </w:t>
       </w:r>
-      <w:hyperlink w:history="1" r:id="rIdh8gflh1fxh7krjbv7we15">
+      <w:hyperlink w:history="1" r:id="rId1ulprw-pkj3xx0hkqxrf7">
         <w:r>
           <w:rPr>
             <w:rStyle w:val="Hyperlink"/>
@@ -6071,7 +6086,7 @@
         </w:rPr>
         <w:t xml:space="preserve"> </w:t>
       </w:r>
-      <w:hyperlink w:history="1" r:id="rIdo1ygcaclo2m68xst57gxa">
+      <w:hyperlink w:history="1" r:id="rIdn0v2h99l_fw2omgg9c3se">
         <w:r>
           <w:rPr>
             <w:rStyle w:val="Hyperlink"/>
@@ -6116,7 +6131,7 @@
         </w:rPr>
         <w:t xml:space="preserve"> </w:t>
       </w:r>
-      <w:hyperlink w:history="1" r:id="rIdbcnytml8pux2y67fjfgp5">
+      <w:hyperlink w:history="1" r:id="rId83bkmac9un2hi01p0vj0e">
         <w:r>
           <w:rPr>
             <w:rStyle w:val="Hyperlink"/>
@@ -6161,7 +6176,7 @@
         </w:rPr>
         <w:t xml:space="preserve"> Nucleic Acids Research. 2020;48(D1):D845–D855. </w:t>
       </w:r>
-      <w:hyperlink w:history="1" r:id="rIdbdehjfchew1c3acqeihl0">
+      <w:hyperlink w:history="1" r:id="rId3ttipy5mfybxivmlbmqqw">
         <w:r>
           <w:rPr>
             <w:rStyle w:val="Hyperlink"/>
@@ -6206,7 +6221,7 @@
         </w:rPr>
         <w:t xml:space="preserve"> Database. 2024. </w:t>
       </w:r>
-      <w:hyperlink w:history="1" r:id="rId66w617cyvxbjz5b92iv3h">
+      <w:hyperlink w:history="1" r:id="rIdhk5bolxe8s3d_l5atgnan">
         <w:r>
           <w:rPr>
             <w:rStyle w:val="Hyperlink"/>
@@ -6251,7 +6266,7 @@
         </w:rPr>
         <w:t xml:space="preserve"> v14.1.0. </w:t>
       </w:r>
-      <w:hyperlink w:history="1" r:id="rIdzvczly0dgn87plb9s7y1t">
+      <w:hyperlink w:history="1" r:id="rIdogrc1ffl_8tmehdnjs_vs">
         <w:r>
           <w:rPr>
             <w:rStyle w:val="Hyperlink"/>
@@ -6296,7 +6311,7 @@
         </w:rPr>
         <w:t xml:space="preserve"> Genes. 2020;11(4):460. </w:t>
       </w:r>
-      <w:hyperlink w:history="1" r:id="rIdspr1lcavggb5pal7cr54i">
+      <w:hyperlink w:history="1" r:id="rIdswobdzrwxxrys2k480q1u">
         <w:r>
           <w:rPr>
             <w:rStyle w:val="Hyperlink"/>
@@ -6350,7 +6365,7 @@
         </w:rPr>
         <w:t xml:space="preserve"> </w:t>
       </w:r>
-      <w:hyperlink w:history="1" r:id="rIdtkinzvhgdagt7umzapwx6">
+      <w:hyperlink w:history="1" r:id="rIdm8glf1ozku9g9_wdlxjog">
         <w:r>
           <w:rPr>
             <w:rStyle w:val="Hyperlink"/>
@@ -6395,7 +6410,7 @@
         </w:rPr>
         <w:t xml:space="preserve"> </w:t>
       </w:r>
-      <w:hyperlink w:history="1" r:id="rIduzkxenqyaqgqnbs7n3tz5">
+      <w:hyperlink w:history="1" r:id="rIdqvfirndu9fnmwfl4zjarp">
         <w:r>
           <w:rPr>
             <w:rStyle w:val="Hyperlink"/>
@@ -6440,7 +6455,7 @@
         </w:rPr>
         <w:t xml:space="preserve"> Nature Genetics. 2020. </w:t>
       </w:r>
-      <w:hyperlink w:history="1" r:id="rIdci6hocraympelrmuvzxar">
+      <w:hyperlink w:history="1" r:id="rIdywoqwqoxk2qlvuaididyx">
         <w:r>
           <w:rPr>
             <w:rStyle w:val="Hyperlink"/>
@@ -6485,7 +6500,7 @@
         </w:rPr>
         <w:t xml:space="preserve"> Cell. 2011. </w:t>
       </w:r>
-      <w:hyperlink w:history="1" r:id="rIdioymt4jzivhcmxzcz08_s">
+      <w:hyperlink w:history="1" r:id="rIdnkdps5rjsp9rzesm91wpf">
         <w:r>
           <w:rPr>
             <w:rStyle w:val="Hyperlink"/>
@@ -6530,7 +6545,7 @@
         </w:rPr>
         <w:t xml:space="preserve"> Cell. 2013. </w:t>
       </w:r>
-      <w:hyperlink w:history="1" r:id="rId_jvwz_x-6fm9_5zrjzdbv">
+      <w:hyperlink w:history="1" r:id="rIddwdjypjtqq2fdoryh29yd">
         <w:r>
           <w:rPr>
             <w:rStyle w:val="Hyperlink"/>
@@ -6575,7 +6590,7 @@
         </w:rPr>
         <w:t xml:space="preserve"> BMC Genomics. 2014. </w:t>
       </w:r>
-      <w:hyperlink w:history="1" r:id="rIdcyztxfxcncuc4fefkhzik">
+      <w:hyperlink w:history="1" r:id="rIdozbuzi9fgzqv4yddcalln">
         <w:r>
           <w:rPr>
             <w:rStyle w:val="Hyperlink"/>
@@ -6620,7 +6635,7 @@
         </w:rPr>
         <w:t xml:space="preserve"> 2021. </w:t>
       </w:r>
-      <w:hyperlink w:history="1" r:id="rId2je4_urd-f5opxdhxmc3j">
+      <w:hyperlink w:history="1" r:id="rIdtv59bxstupk99rnka-uop">
         <w:r>
           <w:rPr>
             <w:rStyle w:val="Hyperlink"/>
@@ -6665,7 +6680,7 @@
         </w:rPr>
         <w:t xml:space="preserve"> Frontiers in Genetics. 2024. </w:t>
       </w:r>
-      <w:hyperlink w:history="1" r:id="rIdaganxe991x9vmer1mlxvh">
+      <w:hyperlink w:history="1" r:id="rIdb-m03yjpfvf-gbky2220d">
         <w:r>
           <w:rPr>
             <w:rStyle w:val="Hyperlink"/>
@@ -6710,7 +6725,7 @@
         </w:rPr>
         <w:t xml:space="preserve"> Genes (Basel). 2020. </w:t>
       </w:r>
-      <w:hyperlink w:history="1" r:id="rIdzylnasxeblhtkrszmlvsh">
+      <w:hyperlink w:history="1" r:id="rIdndrxftpqs_6eqsmnlskyj">
         <w:r>
           <w:rPr>
             <w:rStyle w:val="Hyperlink"/>
@@ -6755,7 +6770,7 @@
         </w:rPr>
         <w:t xml:space="preserve"> 2023. </w:t>
       </w:r>
-      <w:hyperlink w:history="1" r:id="rIdyntt82nta5bi71n1as4bj">
+      <w:hyperlink w:history="1" r:id="rIdtktrmwhdor_i2xaxn-cqd">
         <w:r>
           <w:rPr>
             <w:rStyle w:val="Hyperlink"/>
@@ -6800,7 +6815,7 @@
         </w:rPr>
         <w:t xml:space="preserve"> Molecular Genetics &amp; Genomic Medicine. 2019. </w:t>
       </w:r>
-      <w:hyperlink w:history="1" r:id="rIde18b1tbsic1l8qlbvv8yv">
+      <w:hyperlink w:history="1" r:id="rIdkdaqy3rpgheyz-qcb3uw1">
         <w:r>
           <w:rPr>
             <w:rStyle w:val="Hyperlink"/>
@@ -6845,7 +6860,7 @@
         </w:rPr>
         <w:t xml:space="preserve"> Molecular Cytogenetics. 2010. </w:t>
       </w:r>
-      <w:hyperlink w:history="1" r:id="rIdbp_vzi_llfpdnzufa02sk">
+      <w:hyperlink w:history="1" r:id="rIdhcdiwcmabgkem-q65n-24">
         <w:r>
           <w:rPr>
             <w:rStyle w:val="Hyperlink"/>
@@ -6890,7 +6905,7 @@
         </w:rPr>
         <w:t xml:space="preserve"> [software]. GitHub repository. </w:t>
       </w:r>
-      <w:hyperlink w:history="1" r:id="rIdavk3buwdzhlxoxbd3wxjd">
+      <w:hyperlink w:history="1" r:id="rIdybuq8rjy1ndagxe-m2vt4">
         <w:r>
           <w:rPr>
             <w:rStyle w:val="Hyperlink"/>
@@ -6935,7 +6950,7 @@
         </w:rPr>
         <w:t xml:space="preserve"> Nature Communications. 2023. </w:t>
       </w:r>
-      <w:hyperlink w:history="1" r:id="rIdtdptnbo4rdmfwdk3mqsxx">
+      <w:hyperlink w:history="1" r:id="rIdau1ahlexwjxgb2hh3ntgo">
         <w:r>
           <w:rPr>
             <w:rStyle w:val="Hyperlink"/>
@@ -6980,7 +6995,7 @@
         </w:rPr>
         <w:t xml:space="preserve"> </w:t>
       </w:r>
-      <w:hyperlink w:history="1" r:id="rIduxw6e0wwdpq2xegrejtjf">
+      <w:hyperlink w:history="1" r:id="rIdaslucswp6xqy1f6qq_ibk">
         <w:r>
           <w:rPr>
             <w:rStyle w:val="Hyperlink"/>
@@ -7007,7 +7022,7 @@
         </w:rPr>
         <w:t xml:space="preserve">29. Integrative Genomics Viewer (IGV) [official website]. </w:t>
       </w:r>
-      <w:hyperlink w:history="1" r:id="rIdpe4c45peh0dmqvmrhre04">
+      <w:hyperlink w:history="1" r:id="rIdag3rb9u13v4c2qyyburn_">
         <w:r>
           <w:rPr>
             <w:rStyle w:val="Hyperlink"/>
@@ -7052,7 +7067,7 @@
         </w:rPr>
         <w:t xml:space="preserve"> Cancer Research. 2017. </w:t>
       </w:r>
-      <w:hyperlink w:history="1" r:id="rIdbfncgjmzqq68ewa3eskig">
+      <w:hyperlink w:history="1" r:id="rIdc_zr9btw57jlg4sfaoxim">
         <w:r>
           <w:rPr>
             <w:rStyle w:val="Hyperlink"/>
@@ -7097,7 +7112,7 @@
         </w:rPr>
         <w:t xml:space="preserve"> </w:t>
       </w:r>
-      <w:hyperlink w:history="1" r:id="rIdyq3suijwqb3vgwdm1cn6d">
+      <w:hyperlink w:history="1" r:id="rIdutjzlpjh-o3f8ubkov0-x">
         <w:r>
           <w:rPr>
             <w:rStyle w:val="Hyperlink"/>
@@ -7142,7 +7157,7 @@
         </w:rPr>
         <w:t xml:space="preserve"> </w:t>
       </w:r>
-      <w:hyperlink w:history="1" r:id="rIdspxijfaklyzdsfi1dedmc">
+      <w:hyperlink w:history="1" r:id="rIdauagl0dl8mylmtvry6oo2">
         <w:r>
           <w:rPr>
             <w:rStyle w:val="Hyperlink"/>
@@ -7187,7 +7202,7 @@
         </w:rPr>
         <w:t xml:space="preserve"> </w:t>
       </w:r>
-      <w:hyperlink w:history="1" r:id="rIdps68tzkubkufmpbacgwy8">
+      <w:hyperlink w:history="1" r:id="rIdot2grxegyjlzkk357j860">
         <w:r>
           <w:rPr>
             <w:rStyle w:val="Hyperlink"/>
@@ -7232,7 +7247,7 @@
         </w:rPr>
         <w:t xml:space="preserve"> </w:t>
       </w:r>
-      <w:hyperlink w:history="1" r:id="rId16sge6o0hldlzjczvuevy">
+      <w:hyperlink w:history="1" r:id="rIdxrj2kw8aiisot4efjl_cn">
         <w:r>
           <w:rPr>
             <w:rStyle w:val="Hyperlink"/>
@@ -7277,7 +7292,7 @@
         </w:rPr>
         <w:t xml:space="preserve"> [blog]. </w:t>
       </w:r>
-      <w:hyperlink w:history="1" r:id="rIdwcawyzxyxnt1uujzlb7wk">
+      <w:hyperlink w:history="1" r:id="rIdevpv0azieddke4pxw3a8-">
         <w:r>
           <w:rPr>
             <w:rStyle w:val="Hyperlink"/>
@@ -7322,7 +7337,7 @@
         </w:rPr>
         <w:t xml:space="preserve"> </w:t>
       </w:r>
-      <w:hyperlink w:history="1" r:id="rIduytgy8u0djv9ynyabusp_">
+      <w:hyperlink w:history="1" r:id="rIdh0t5crconnur-nhnhhjjm">
         <w:r>
           <w:rPr>
             <w:rStyle w:val="Hyperlink"/>
@@ -7367,7 +7382,7 @@
         </w:rPr>
         <w:t xml:space="preserve"> [software]. GitHub repository. </w:t>
       </w:r>
-      <w:hyperlink w:history="1" r:id="rIdekvh8ezm2jkb119gwf1y9">
+      <w:hyperlink w:history="1" r:id="rIdjzvqvi7rpedmdq6hlcahs">
         <w:r>
           <w:rPr>
             <w:rStyle w:val="Hyperlink"/>
@@ -7412,7 +7427,7 @@
         </w:rPr>
         <w:t xml:space="preserve"> GigaScience. </w:t>
       </w:r>
-      <w:hyperlink w:history="1" r:id="rIdk2ac4qur0cxtcg_lbw0je">
+      <w:hyperlink w:history="1" r:id="rIdjionvimqfufpnehcxh2bk">
         <w:r>
           <w:rPr>
             <w:rStyle w:val="Hyperlink"/>
@@ -7457,7 +7472,7 @@
         </w:rPr>
         <w:t xml:space="preserve"> [software]. GitHub repository. </w:t>
       </w:r>
-      <w:hyperlink w:history="1" r:id="rIdq4rioid9iub6ifcburh6w">
+      <w:hyperlink w:history="1" r:id="rIdnvnoxeqfldgm50gecogjz">
         <w:r>
           <w:rPr>
             <w:rStyle w:val="Hyperlink"/>
@@ -7535,7 +7550,7 @@
         </w:rPr>
         <w:t xml:space="preserve"> </w:t>
       </w:r>
-      <w:hyperlink w:history="1" r:id="rIdsvgrlv9zz6scdl6gj6ku_">
+      <w:hyperlink w:history="1" r:id="rIdiuv-6baupdhtoook34yih">
         <w:r>
           <w:rPr>
             <w:rStyle w:val="Hyperlink"/>
@@ -7580,7 +7595,7 @@
         </w:rPr>
         <w:t xml:space="preserve"> </w:t>
       </w:r>
-      <w:hyperlink w:history="1" r:id="rIdz-pxp4mzokij-mxtentqo">
+      <w:hyperlink w:history="1" r:id="rIdt55cmoigft-ry_dz3iouj">
         <w:r>
           <w:rPr>
             <w:rStyle w:val="Hyperlink"/>
@@ -7625,7 +7640,7 @@
         </w:rPr>
         <w:t xml:space="preserve"> </w:t>
       </w:r>
-      <w:hyperlink w:history="1" r:id="rId-lyf8drhusm6wt-ejxhde">
+      <w:hyperlink w:history="1" r:id="rIdui4ffkno5kxmcp9d5fuaj">
         <w:r>
           <w:rPr>
             <w:rStyle w:val="Hyperlink"/>
@@ -7670,7 +7685,7 @@
         </w:rPr>
         <w:t xml:space="preserve"> </w:t>
       </w:r>
-      <w:hyperlink w:history="1" r:id="rId68gmbjaow6pvedpgtu571">
+      <w:hyperlink w:history="1" r:id="rIdpt9ock2grutrqeqn94lef">
         <w:r>
           <w:rPr>
             <w:rStyle w:val="Hyperlink"/>
